--- a/Lithin_Transport_Website_Quotation.docx
+++ b/Lithin_Transport_Website_Quotation.docx
@@ -44,51 +44,16 @@
       <w:r>
         <w:rPr>
           <w:rFonts w:ascii="Times New Roman" w:hAnsi="Times New Roman" w:cs="Times New Roman"/>
-          <w:b/>
-          <w:sz w:val="26"/>
-          <w:szCs w:val="26"/>
-        </w:rPr>
-        <w:t xml:space="preserve">Project Name: </w:t>
-      </w:r>
-      <w:r>
-        <w:rPr>
-          <w:rFonts w:ascii="Times New Roman" w:hAnsi="Times New Roman" w:cs="Times New Roman"/>
-          <w:sz w:val="26"/>
-          <w:szCs w:val="26"/>
-        </w:rPr>
-        <w:t xml:space="preserve">Lithin Transport </w:t>
-      </w:r>
-      <w:r>
-        <w:rPr>
-          <w:rFonts w:ascii="Times New Roman" w:hAnsi="Times New Roman" w:cs="Times New Roman"/>
-          <w:sz w:val="26"/>
-          <w:szCs w:val="26"/>
-        </w:rPr>
-        <w:t>Website</w:t>
-      </w:r>
-    </w:p>
-    <w:p>
-      <w:pPr>
-        <w:pStyle w:val="Heading2"/>
-        <w:spacing w:line="360" w:lineRule="auto"/>
-        <w:rPr>
-          <w:rFonts w:ascii="Times New Roman" w:hAnsi="Times New Roman" w:cs="Times New Roman"/>
-          <w:color w:val="auto"/>
-        </w:rPr>
-      </w:pPr>
-      <w:r>
-        <w:rPr>
-          <w:rFonts w:ascii="Times New Roman" w:hAnsi="Times New Roman" w:cs="Times New Roman"/>
           <w:noProof/>
         </w:rPr>
         <w:drawing>
-          <wp:anchor distT="0" distB="0" distL="114300" distR="114300" simplePos="0" relativeHeight="251666944" behindDoc="1" locked="0" layoutInCell="1" allowOverlap="1" wp14:anchorId="1013BACC" wp14:editId="66EDC42E">
+          <wp:anchor distT="0" distB="0" distL="114300" distR="114300" simplePos="0" relativeHeight="251652096" behindDoc="1" locked="0" layoutInCell="1" allowOverlap="1" wp14:anchorId="1013BACC" wp14:editId="1D1389EC">
             <wp:simplePos x="0" y="0"/>
             <wp:positionH relativeFrom="column">
               <wp:posOffset>-7620</wp:posOffset>
             </wp:positionH>
             <wp:positionV relativeFrom="paragraph">
-              <wp:posOffset>253365</wp:posOffset>
+              <wp:posOffset>207645</wp:posOffset>
             </wp:positionV>
             <wp:extent cx="5486400" cy="5486400"/>
             <wp:effectExtent l="0" t="0" r="0" b="0"/>
@@ -142,6 +107,41 @@
       <w:r>
         <w:rPr>
           <w:rFonts w:ascii="Times New Roman" w:hAnsi="Times New Roman" w:cs="Times New Roman"/>
+          <w:b/>
+          <w:sz w:val="26"/>
+          <w:szCs w:val="26"/>
+        </w:rPr>
+        <w:t xml:space="preserve">Project Name: </w:t>
+      </w:r>
+      <w:r>
+        <w:rPr>
+          <w:rFonts w:ascii="Times New Roman" w:hAnsi="Times New Roman" w:cs="Times New Roman"/>
+          <w:sz w:val="26"/>
+          <w:szCs w:val="26"/>
+        </w:rPr>
+        <w:t xml:space="preserve">Lithin Transport </w:t>
+      </w:r>
+      <w:r>
+        <w:rPr>
+          <w:rFonts w:ascii="Times New Roman" w:hAnsi="Times New Roman" w:cs="Times New Roman"/>
+          <w:sz w:val="26"/>
+          <w:szCs w:val="26"/>
+        </w:rPr>
+        <w:t>Website</w:t>
+      </w:r>
+    </w:p>
+    <w:p>
+      <w:pPr>
+        <w:pStyle w:val="Heading2"/>
+        <w:spacing w:line="360" w:lineRule="auto"/>
+        <w:rPr>
+          <w:rFonts w:ascii="Times New Roman" w:hAnsi="Times New Roman" w:cs="Times New Roman"/>
+          <w:color w:val="auto"/>
+        </w:rPr>
+      </w:pPr>
+      <w:r>
+        <w:rPr>
+          <w:rFonts w:ascii="Times New Roman" w:hAnsi="Times New Roman" w:cs="Times New Roman"/>
           <w:color w:val="auto"/>
           <w:sz w:val="28"/>
         </w:rPr>
@@ -355,14 +355,26 @@
         <w:rPr>
           <w:rFonts w:ascii="Times New Roman" w:hAnsi="Times New Roman" w:cs="Times New Roman"/>
         </w:rPr>
-        <w:t xml:space="preserve">Alternative domain extensions such </w:t>
+        <w:t xml:space="preserve">Alternative domain extensions such as </w:t>
+      </w:r>
+      <w:r>
+        <w:rPr>
+          <w:rFonts w:ascii="Times New Roman" w:hAnsi="Times New Roman" w:cs="Times New Roman"/>
+        </w:rPr>
+        <w:t>.com</w:t>
       </w:r>
       <w:proofErr w:type="gramStart"/>
       <w:r>
         <w:rPr>
           <w:rFonts w:ascii="Times New Roman" w:hAnsi="Times New Roman" w:cs="Times New Roman"/>
         </w:rPr>
-        <w:t>as .online, .site, .shop</w:t>
+        <w:t xml:space="preserve">, </w:t>
+      </w:r>
+      <w:r>
+        <w:rPr>
+          <w:rFonts w:ascii="Times New Roman" w:hAnsi="Times New Roman" w:cs="Times New Roman"/>
+        </w:rPr>
+        <w:t>.online, .site, .shop</w:t>
       </w:r>
       <w:proofErr w:type="gramEnd"/>
       <w:r>
@@ -563,190 +575,16 @@
       <w:r>
         <w:rPr>
           <w:rFonts w:ascii="Times New Roman" w:hAnsi="Times New Roman" w:cs="Times New Roman"/>
-          <w:b/>
-          <w:bCs/>
-          <w:sz w:val="28"/>
-          <w:szCs w:val="28"/>
-          <w:lang w:val="en-IN"/>
-        </w:rPr>
-        <w:t>Project Timeline</w:t>
-      </w:r>
-    </w:p>
-    <w:p>
-      <w:pPr>
-        <w:pStyle w:val="ListBullet"/>
-        <w:numPr>
-          <w:ilvl w:val="0"/>
-          <w:numId w:val="10"/>
-        </w:numPr>
-        <w:spacing w:line="360" w:lineRule="auto"/>
-        <w:rPr>
-          <w:rFonts w:ascii="Times New Roman" w:hAnsi="Times New Roman" w:cs="Times New Roman"/>
-          <w:lang w:val="en-IN"/>
-        </w:rPr>
-      </w:pPr>
-      <w:r>
-        <w:rPr>
-          <w:rFonts w:ascii="Times New Roman" w:hAnsi="Times New Roman" w:cs="Times New Roman"/>
-          <w:b/>
-          <w:bCs/>
-          <w:lang w:val="en-IN"/>
-        </w:rPr>
-        <w:t>Estimated Development Duration:</w:t>
-      </w:r>
-      <w:r>
-        <w:rPr>
-          <w:rFonts w:ascii="Times New Roman" w:hAnsi="Times New Roman" w:cs="Times New Roman"/>
-          <w:lang w:val="en-IN"/>
-        </w:rPr>
-        <w:t xml:space="preserve"> 2 Weeks </w:t>
-      </w:r>
-    </w:p>
-    <w:p>
-      <w:pPr>
-        <w:pStyle w:val="ListBullet"/>
-        <w:numPr>
-          <w:ilvl w:val="0"/>
-          <w:numId w:val="10"/>
-        </w:numPr>
-        <w:spacing w:line="360" w:lineRule="auto"/>
-        <w:rPr>
-          <w:rFonts w:ascii="Times New Roman" w:hAnsi="Times New Roman" w:cs="Times New Roman"/>
-          <w:lang w:val="en-IN"/>
-        </w:rPr>
-      </w:pPr>
-      <w:r>
-        <w:rPr>
-          <w:rFonts w:ascii="Times New Roman" w:hAnsi="Times New Roman" w:cs="Times New Roman"/>
-          <w:b/>
-          <w:bCs/>
-          <w:lang w:val="en-IN"/>
-        </w:rPr>
-        <w:t>Deployment &amp; Go-Live:</w:t>
-      </w:r>
-      <w:r>
-        <w:rPr>
-          <w:rFonts w:ascii="Times New Roman" w:hAnsi="Times New Roman" w:cs="Times New Roman"/>
-          <w:lang w:val="en-IN"/>
-        </w:rPr>
-        <w:t xml:space="preserve"> Within the same development period after successful testing. </w:t>
-      </w:r>
-    </w:p>
-    <w:p>
-      <w:pPr>
-        <w:pStyle w:val="ListBullet"/>
-        <w:numPr>
-          <w:ilvl w:val="0"/>
-          <w:numId w:val="10"/>
-        </w:numPr>
-        <w:spacing w:line="360" w:lineRule="auto"/>
-        <w:rPr>
-          <w:rFonts w:ascii="Times New Roman" w:hAnsi="Times New Roman" w:cs="Times New Roman"/>
-          <w:lang w:val="en-IN"/>
-        </w:rPr>
-      </w:pPr>
-      <w:r>
-        <w:rPr>
-          <w:rFonts w:ascii="Times New Roman" w:hAnsi="Times New Roman" w:cs="Times New Roman"/>
-          <w:b/>
-          <w:bCs/>
-          <w:lang w:val="en-IN"/>
-        </w:rPr>
-        <w:t>Maximum Delivery Timeline:</w:t>
-      </w:r>
-      <w:r>
-        <w:rPr>
-          <w:rFonts w:ascii="Times New Roman" w:hAnsi="Times New Roman" w:cs="Times New Roman"/>
-          <w:lang w:val="en-IN"/>
-        </w:rPr>
-        <w:t xml:space="preserve"> The complete website will be delivered within </w:t>
-      </w:r>
-      <w:r>
-        <w:rPr>
-          <w:rFonts w:ascii="Times New Roman" w:hAnsi="Times New Roman" w:cs="Times New Roman"/>
-          <w:b/>
-          <w:bCs/>
-          <w:lang w:val="en-IN"/>
-        </w:rPr>
-        <w:t>3 weeks</w:t>
-      </w:r>
-      <w:r>
-        <w:rPr>
-          <w:rFonts w:ascii="Times New Roman" w:hAnsi="Times New Roman" w:cs="Times New Roman"/>
-          <w:lang w:val="en-IN"/>
-        </w:rPr>
-        <w:t xml:space="preserve"> from the date of advance payment confirmation, subject to timely client approvals and content availability.</w:t>
-      </w:r>
-    </w:p>
-    <w:p>
-      <w:pPr>
-        <w:pStyle w:val="Heading2"/>
-        <w:spacing w:line="360" w:lineRule="auto"/>
-        <w:rPr>
-          <w:rFonts w:ascii="Times New Roman" w:hAnsi="Times New Roman" w:cs="Times New Roman"/>
-          <w:color w:val="auto"/>
-        </w:rPr>
-      </w:pPr>
-      <w:r>
-        <w:rPr>
-          <w:rFonts w:ascii="Times New Roman" w:hAnsi="Times New Roman" w:cs="Times New Roman"/>
-          <w:color w:val="auto"/>
-          <w:sz w:val="28"/>
-        </w:rPr>
-        <w:t>Support &amp; Maintenance</w:t>
-      </w:r>
-    </w:p>
-    <w:p>
-      <w:pPr>
-        <w:pStyle w:val="ListBullet"/>
-        <w:spacing w:line="360" w:lineRule="auto"/>
-        <w:rPr>
-          <w:rFonts w:ascii="Times New Roman" w:hAnsi="Times New Roman" w:cs="Times New Roman"/>
-        </w:rPr>
-      </w:pPr>
-      <w:r>
-        <w:rPr>
-          <w:rFonts w:ascii="Times New Roman" w:hAnsi="Times New Roman" w:cs="Times New Roman"/>
-        </w:rPr>
-        <w:t>Free support for 30 days after project delivery for any bugs or issues related to the approved requirements.</w:t>
-      </w:r>
-    </w:p>
-    <w:p>
-      <w:pPr>
-        <w:pStyle w:val="ListBullet"/>
-        <w:spacing w:line="360" w:lineRule="auto"/>
-        <w:rPr>
-          <w:rFonts w:ascii="Times New Roman" w:hAnsi="Times New Roman" w:cs="Times New Roman"/>
-        </w:rPr>
-      </w:pPr>
-      <w:r>
-        <w:rPr>
-          <w:rFonts w:ascii="Times New Roman" w:hAnsi="Times New Roman" w:cs="Times New Roman"/>
-        </w:rPr>
-        <w:t>Lifetime free assistance for domain renewal and purchase whenever required (domain renewal charges will be paid by the client).</w:t>
-      </w:r>
-    </w:p>
-    <w:p>
-      <w:pPr>
-        <w:pStyle w:val="ListBullet"/>
-        <w:spacing w:line="360" w:lineRule="auto"/>
-        <w:rPr>
-          <w:rFonts w:ascii="Times New Roman" w:hAnsi="Times New Roman" w:cs="Times New Roman"/>
-        </w:rPr>
-      </w:pPr>
-      <w:r>
-        <w:rPr>
-          <w:rFonts w:ascii="Times New Roman" w:hAnsi="Times New Roman" w:cs="Times New Roman"/>
           <w:noProof/>
         </w:rPr>
         <w:drawing>
-          <wp:anchor distT="0" distB="0" distL="114300" distR="114300" simplePos="0" relativeHeight="251660800" behindDoc="1" locked="0" layoutInCell="1" allowOverlap="1" wp14:anchorId="32F3D627" wp14:editId="1A54C431">
+          <wp:anchor distT="0" distB="0" distL="114300" distR="114300" simplePos="0" relativeHeight="251649024" behindDoc="1" locked="0" layoutInCell="1" allowOverlap="1" wp14:anchorId="32F3D627" wp14:editId="08B13C42">
             <wp:simplePos x="0" y="0"/>
             <wp:positionH relativeFrom="column">
               <wp:posOffset>-38100</wp:posOffset>
             </wp:positionH>
             <wp:positionV relativeFrom="paragraph">
-              <wp:posOffset>353060</wp:posOffset>
+              <wp:posOffset>81280</wp:posOffset>
             </wp:positionV>
             <wp:extent cx="5486400" cy="5486400"/>
             <wp:effectExtent l="0" t="0" r="0" b="0"/>
@@ -800,6 +638,180 @@
       <w:r>
         <w:rPr>
           <w:rFonts w:ascii="Times New Roman" w:hAnsi="Times New Roman" w:cs="Times New Roman"/>
+          <w:b/>
+          <w:bCs/>
+          <w:sz w:val="28"/>
+          <w:szCs w:val="28"/>
+          <w:lang w:val="en-IN"/>
+        </w:rPr>
+        <w:t>Project Timeline</w:t>
+      </w:r>
+    </w:p>
+    <w:p>
+      <w:pPr>
+        <w:pStyle w:val="ListBullet"/>
+        <w:numPr>
+          <w:ilvl w:val="0"/>
+          <w:numId w:val="10"/>
+        </w:numPr>
+        <w:spacing w:line="360" w:lineRule="auto"/>
+        <w:rPr>
+          <w:rFonts w:ascii="Times New Roman" w:hAnsi="Times New Roman" w:cs="Times New Roman"/>
+          <w:lang w:val="en-IN"/>
+        </w:rPr>
+      </w:pPr>
+      <w:r>
+        <w:rPr>
+          <w:rFonts w:ascii="Times New Roman" w:hAnsi="Times New Roman" w:cs="Times New Roman"/>
+          <w:b/>
+          <w:bCs/>
+          <w:lang w:val="en-IN"/>
+        </w:rPr>
+        <w:t>Estimated Development Duration:</w:t>
+      </w:r>
+      <w:r>
+        <w:rPr>
+          <w:rFonts w:ascii="Times New Roman" w:hAnsi="Times New Roman" w:cs="Times New Roman"/>
+          <w:lang w:val="en-IN"/>
+        </w:rPr>
+        <w:t xml:space="preserve"> 2 Weeks </w:t>
+      </w:r>
+    </w:p>
+    <w:p>
+      <w:pPr>
+        <w:pStyle w:val="ListBullet"/>
+        <w:numPr>
+          <w:ilvl w:val="0"/>
+          <w:numId w:val="10"/>
+        </w:numPr>
+        <w:spacing w:line="360" w:lineRule="auto"/>
+        <w:rPr>
+          <w:rFonts w:ascii="Times New Roman" w:hAnsi="Times New Roman" w:cs="Times New Roman"/>
+          <w:lang w:val="en-IN"/>
+        </w:rPr>
+      </w:pPr>
+      <w:r>
+        <w:rPr>
+          <w:rFonts w:ascii="Times New Roman" w:hAnsi="Times New Roman" w:cs="Times New Roman"/>
+          <w:b/>
+          <w:bCs/>
+          <w:lang w:val="en-IN"/>
+        </w:rPr>
+        <w:t>Deployment &amp; Go-Live:</w:t>
+      </w:r>
+      <w:r>
+        <w:rPr>
+          <w:rFonts w:ascii="Times New Roman" w:hAnsi="Times New Roman" w:cs="Times New Roman"/>
+          <w:lang w:val="en-IN"/>
+        </w:rPr>
+        <w:t xml:space="preserve"> Within the same development period after successful testing. </w:t>
+      </w:r>
+    </w:p>
+    <w:p>
+      <w:pPr>
+        <w:pStyle w:val="ListBullet"/>
+        <w:numPr>
+          <w:ilvl w:val="0"/>
+          <w:numId w:val="10"/>
+        </w:numPr>
+        <w:spacing w:line="360" w:lineRule="auto"/>
+        <w:rPr>
+          <w:rFonts w:ascii="Times New Roman" w:hAnsi="Times New Roman" w:cs="Times New Roman"/>
+          <w:lang w:val="en-IN"/>
+        </w:rPr>
+      </w:pPr>
+      <w:r>
+        <w:rPr>
+          <w:rFonts w:ascii="Times New Roman" w:hAnsi="Times New Roman" w:cs="Times New Roman"/>
+          <w:b/>
+          <w:bCs/>
+          <w:lang w:val="en-IN"/>
+        </w:rPr>
+        <w:t>Maximum Delivery Timeline:</w:t>
+      </w:r>
+      <w:r>
+        <w:rPr>
+          <w:rFonts w:ascii="Times New Roman" w:hAnsi="Times New Roman" w:cs="Times New Roman"/>
+          <w:lang w:val="en-IN"/>
+        </w:rPr>
+        <w:t xml:space="preserve"> The complete website will be delivered within </w:t>
+      </w:r>
+      <w:r>
+        <w:rPr>
+          <w:rFonts w:ascii="Times New Roman" w:hAnsi="Times New Roman" w:cs="Times New Roman"/>
+          <w:b/>
+          <w:bCs/>
+          <w:lang w:val="en-IN"/>
+        </w:rPr>
+        <w:t>3 weeks</w:t>
+      </w:r>
+      <w:r>
+        <w:rPr>
+          <w:rFonts w:ascii="Times New Roman" w:hAnsi="Times New Roman" w:cs="Times New Roman"/>
+          <w:lang w:val="en-IN"/>
+        </w:rPr>
+        <w:t xml:space="preserve"> from the date of advance payment confirmation, subject to timely client approvals and content availability.</w:t>
+      </w:r>
+    </w:p>
+    <w:p>
+      <w:pPr>
+        <w:pStyle w:val="Heading2"/>
+        <w:spacing w:line="360" w:lineRule="auto"/>
+        <w:rPr>
+          <w:rFonts w:ascii="Times New Roman" w:hAnsi="Times New Roman" w:cs="Times New Roman"/>
+          <w:color w:val="auto"/>
+        </w:rPr>
+      </w:pPr>
+      <w:r>
+        <w:rPr>
+          <w:rFonts w:ascii="Times New Roman" w:hAnsi="Times New Roman" w:cs="Times New Roman"/>
+          <w:color w:val="auto"/>
+          <w:sz w:val="28"/>
+        </w:rPr>
+        <w:t>Support &amp; Maintenance</w:t>
+      </w:r>
+    </w:p>
+    <w:p>
+      <w:pPr>
+        <w:pStyle w:val="ListBullet"/>
+        <w:spacing w:line="360" w:lineRule="auto"/>
+        <w:rPr>
+          <w:rFonts w:ascii="Times New Roman" w:hAnsi="Times New Roman" w:cs="Times New Roman"/>
+        </w:rPr>
+      </w:pPr>
+      <w:r>
+        <w:rPr>
+          <w:rFonts w:ascii="Times New Roman" w:hAnsi="Times New Roman" w:cs="Times New Roman"/>
+        </w:rPr>
+        <w:t>Free support for 30 days after project delivery for any bugs or issues related to the approved requirements.</w:t>
+      </w:r>
+    </w:p>
+    <w:p>
+      <w:pPr>
+        <w:pStyle w:val="ListBullet"/>
+        <w:spacing w:line="360" w:lineRule="auto"/>
+        <w:rPr>
+          <w:rFonts w:ascii="Times New Roman" w:hAnsi="Times New Roman" w:cs="Times New Roman"/>
+        </w:rPr>
+      </w:pPr>
+      <w:r>
+        <w:rPr>
+          <w:rFonts w:ascii="Times New Roman" w:hAnsi="Times New Roman" w:cs="Times New Roman"/>
+        </w:rPr>
+        <w:t>Lifetime free assistance for domain renewal and purchase whenever required (domain renewal charges will be paid by the client).</w:t>
+      </w:r>
+    </w:p>
+    <w:p>
+      <w:pPr>
+        <w:pStyle w:val="ListBullet"/>
+        <w:spacing w:line="360" w:lineRule="auto"/>
+        <w:rPr>
+          <w:rFonts w:ascii="Times New Roman" w:hAnsi="Times New Roman" w:cs="Times New Roman"/>
+        </w:rPr>
+      </w:pPr>
+      <w:r>
+        <w:rPr>
+          <w:rFonts w:ascii="Times New Roman" w:hAnsi="Times New Roman" w:cs="Times New Roman"/>
         </w:rPr>
         <w:t>If the domain expires in the future, we will assist with the renewal process at no service charge.</w:t>
       </w:r>
@@ -815,8 +827,16 @@
       <w:r>
         <w:rPr>
           <w:rFonts w:ascii="Times New Roman" w:hAnsi="Times New Roman" w:cs="Times New Roman"/>
+          <w:b/>
+          <w:bCs/>
         </w:rPr>
-        <w:t xml:space="preserve">A free offline version of the Billing Software will be </w:t>
+        <w:t>A free offline version</w:t>
+      </w:r>
+      <w:r>
+        <w:rPr>
+          <w:rFonts w:ascii="Times New Roman" w:hAnsi="Times New Roman" w:cs="Times New Roman"/>
+        </w:rPr>
+        <w:t xml:space="preserve"> of the Billing Software will be </w:t>
       </w:r>
       <w:proofErr w:type="gramStart"/>
       <w:r>
@@ -1129,47 +1149,9 @@
         <w:rPr>
           <w:rFonts w:ascii="Times New Roman" w:hAnsi="Times New Roman" w:cs="Times New Roman"/>
           <w:color w:val="auto"/>
-        </w:rPr>
-      </w:pPr>
-      <w:r>
-        <w:rPr>
-          <w:rFonts w:ascii="Times New Roman" w:hAnsi="Times New Roman" w:cs="Times New Roman"/>
-          <w:color w:val="auto"/>
           <w:sz w:val="28"/>
         </w:rPr>
-        <w:lastRenderedPageBreak/>
-        <w:t>Payment Terms</w:t>
-      </w:r>
-    </w:p>
-    <w:p>
-      <w:pPr>
-        <w:pStyle w:val="ListBullet"/>
-        <w:spacing w:line="360" w:lineRule="auto"/>
-        <w:rPr>
-          <w:rFonts w:ascii="Times New Roman" w:hAnsi="Times New Roman" w:cs="Times New Roman"/>
-        </w:rPr>
-      </w:pPr>
-      <w:r>
-        <w:rPr>
-          <w:rFonts w:ascii="Times New Roman" w:hAnsi="Times New Roman" w:cs="Times New Roman"/>
-        </w:rPr>
-        <w:t>25% Advance Payment: ₹4,400 is required before commencing the project.</w:t>
-      </w:r>
-    </w:p>
-    <w:p>
-      <w:pPr>
-        <w:pStyle w:val="ListBullet"/>
-        <w:spacing w:line="360" w:lineRule="auto"/>
-        <w:rPr>
-          <w:rFonts w:ascii="Times New Roman" w:hAnsi="Times New Roman" w:cs="Times New Roman"/>
-        </w:rPr>
-      </w:pPr>
-      <w:r>
-        <w:rPr>
-          <w:rFonts w:ascii="Times New Roman" w:hAnsi="Times New Roman" w:cs="Times New Roman"/>
-        </w:rPr>
-        <w:t>The remaining 75% shall be paid upon successful completion and before the final project delivery.</w:t>
-      </w:r>
+      </w:pPr>
     </w:p>
     <w:p>
       <w:pPr>
@@ -1193,6 +1175,7 @@
       <w:pPr>
         <w:pStyle w:val="ListBullet"/>
         <w:spacing w:line="360" w:lineRule="auto"/>
+        <w:jc w:val="both"/>
         <w:rPr>
           <w:rFonts w:ascii="Times New Roman" w:hAnsi="Times New Roman" w:cs="Times New Roman"/>
         </w:rPr>
@@ -1208,6 +1191,7 @@
       <w:pPr>
         <w:pStyle w:val="ListBullet"/>
         <w:spacing w:line="360" w:lineRule="auto"/>
+        <w:jc w:val="both"/>
         <w:rPr>
           <w:rFonts w:ascii="Times New Roman" w:hAnsi="Times New Roman" w:cs="Times New Roman"/>
         </w:rPr>
@@ -1223,10 +1207,74 @@
       <w:pPr>
         <w:pStyle w:val="ListBullet"/>
         <w:spacing w:line="360" w:lineRule="auto"/>
+        <w:jc w:val="both"/>
         <w:rPr>
           <w:rFonts w:ascii="Times New Roman" w:hAnsi="Times New Roman" w:cs="Times New Roman"/>
         </w:rPr>
       </w:pPr>
+      <w:r>
+        <w:rPr>
+          <w:rFonts w:ascii="Times New Roman" w:hAnsi="Times New Roman" w:cs="Times New Roman"/>
+          <w:noProof/>
+        </w:rPr>
+        <w:drawing>
+          <wp:anchor distT="0" distB="0" distL="114300" distR="114300" simplePos="0" relativeHeight="251672576" behindDoc="1" locked="0" layoutInCell="1" allowOverlap="1" wp14:anchorId="125A973D" wp14:editId="5062DFBC">
+            <wp:simplePos x="0" y="0"/>
+            <wp:positionH relativeFrom="column">
+              <wp:posOffset>0</wp:posOffset>
+            </wp:positionH>
+            <wp:positionV relativeFrom="paragraph">
+              <wp:posOffset>52070</wp:posOffset>
+            </wp:positionV>
+            <wp:extent cx="5486400" cy="5486400"/>
+            <wp:effectExtent l="0" t="0" r="0" b="0"/>
+            <wp:wrapNone/>
+            <wp:docPr id="1600426385" name="Picture 5"/>
+            <wp:cNvGraphicFramePr>
+              <a:graphicFrameLocks xmlns:a="http://schemas.openxmlformats.org/drawingml/2006/main" noChangeAspect="1"/>
+            </wp:cNvGraphicFramePr>
+            <a:graphic xmlns:a="http://schemas.openxmlformats.org/drawingml/2006/main">
+              <a:graphicData uri="http://schemas.openxmlformats.org/drawingml/2006/picture">
+                <pic:pic xmlns:pic="http://schemas.openxmlformats.org/drawingml/2006/picture">
+                  <pic:nvPicPr>
+                    <pic:cNvPr id="0" name="Picture 12"/>
+                    <pic:cNvPicPr>
+                      <a:picLocks noChangeAspect="1" noChangeArrowheads="1"/>
+                    </pic:cNvPicPr>
+                  </pic:nvPicPr>
+                  <pic:blipFill>
+                    <a:blip r:embed="rId8">
+                      <a:alphaModFix amt="5000"/>
+                      <a:extLst>
+                        <a:ext uri="{28A0092B-C50C-407E-A947-70E740481C1C}">
+                          <a14:useLocalDpi xmlns:a14="http://schemas.microsoft.com/office/drawing/2010/main" val="0"/>
+                        </a:ext>
+                      </a:extLst>
+                    </a:blip>
+                    <a:srcRect/>
+                    <a:stretch>
+                      <a:fillRect/>
+                    </a:stretch>
+                  </pic:blipFill>
+                  <pic:spPr bwMode="auto">
+                    <a:xfrm>
+                      <a:off x="0" y="0"/>
+                      <a:ext cx="5486400" cy="5486400"/>
+                    </a:xfrm>
+                    <a:prstGeom prst="rect">
+                      <a:avLst/>
+                    </a:prstGeom>
+                    <a:noFill/>
+                    <a:ln>
+                      <a:noFill/>
+                    </a:ln>
+                  </pic:spPr>
+                </pic:pic>
+              </a:graphicData>
+            </a:graphic>
+          </wp:anchor>
+        </w:drawing>
+      </w:r>
       <w:r>
         <w:rPr>
           <w:rFonts w:ascii="Times New Roman" w:hAnsi="Times New Roman" w:cs="Times New Roman"/>
@@ -1238,6 +1286,7 @@
       <w:pPr>
         <w:pStyle w:val="ListBullet"/>
         <w:spacing w:line="360" w:lineRule="auto"/>
+        <w:jc w:val="both"/>
         <w:rPr>
           <w:rFonts w:ascii="Times New Roman" w:hAnsi="Times New Roman" w:cs="Times New Roman"/>
         </w:rPr>
@@ -1246,15 +1295,7 @@
         <w:rPr>
           <w:rFonts w:ascii="Times New Roman" w:hAnsi="Times New Roman" w:cs="Times New Roman"/>
         </w:rPr>
-        <w:t xml:space="preserve">Hosting and business email renewal charges after the subscribed period will be payable by the client as per the service provider's </w:t>
-      </w:r>
-      <w:proofErr w:type="spellStart"/>
-      <w:proofErr w:type="gramStart"/>
-      <w:r>
-        <w:rPr>
-          <w:rFonts w:ascii="Times New Roman" w:hAnsi="Times New Roman" w:cs="Times New Roman"/>
-        </w:rPr>
-        <w:t>pricing.</w:t>
+        <w:t>Hosting and business email renewal charges after the subscribed period will be payable by the client as per the service provider's pricing</w:t>
       </w:r>
       <w:r>
         <w:rPr>
@@ -1262,8 +1303,12 @@
         </w:rPr>
         <w:t>s</w:t>
       </w:r>
-      <w:proofErr w:type="spellEnd"/>
-      <w:proofErr w:type="gramEnd"/>
+      <w:r>
+        <w:rPr>
+          <w:rFonts w:ascii="Times New Roman" w:hAnsi="Times New Roman" w:cs="Times New Roman"/>
+        </w:rPr>
+        <w:t>.</w:t>
+      </w:r>
     </w:p>
     <w:p>
       <w:pPr>
@@ -1287,118 +1332,6 @@
           <w:numId w:val="0"/>
         </w:numPr>
         <w:spacing w:line="360" w:lineRule="auto"/>
-        <w:ind w:left="360" w:hanging="360"/>
-        <w:rPr>
-          <w:rFonts w:ascii="Times New Roman" w:hAnsi="Times New Roman" w:cs="Times New Roman"/>
-        </w:rPr>
-      </w:pPr>
-    </w:p>
-    <w:p>
-      <w:pPr>
-        <w:pStyle w:val="ListBullet"/>
-        <w:numPr>
-          <w:ilvl w:val="0"/>
-          <w:numId w:val="0"/>
-        </w:numPr>
-        <w:spacing w:line="360" w:lineRule="auto"/>
-        <w:ind w:left="360" w:hanging="360"/>
-        <w:rPr>
-          <w:rFonts w:ascii="Times New Roman" w:hAnsi="Times New Roman" w:cs="Times New Roman"/>
-        </w:rPr>
-      </w:pPr>
-    </w:p>
-    <w:p>
-      <w:pPr>
-        <w:pStyle w:val="ListBullet"/>
-        <w:numPr>
-          <w:ilvl w:val="0"/>
-          <w:numId w:val="0"/>
-        </w:numPr>
-        <w:spacing w:line="360" w:lineRule="auto"/>
-        <w:ind w:left="360" w:hanging="360"/>
-        <w:rPr>
-          <w:rFonts w:ascii="Times New Roman" w:hAnsi="Times New Roman" w:cs="Times New Roman"/>
-        </w:rPr>
-      </w:pPr>
-    </w:p>
-    <w:p>
-      <w:pPr>
-        <w:pStyle w:val="ListBullet"/>
-        <w:numPr>
-          <w:ilvl w:val="0"/>
-          <w:numId w:val="0"/>
-        </w:numPr>
-        <w:spacing w:line="360" w:lineRule="auto"/>
-        <w:ind w:left="360" w:hanging="360"/>
-        <w:rPr>
-          <w:rFonts w:ascii="Times New Roman" w:hAnsi="Times New Roman" w:cs="Times New Roman"/>
-        </w:rPr>
-      </w:pPr>
-    </w:p>
-    <w:p>
-      <w:pPr>
-        <w:pStyle w:val="ListBullet"/>
-        <w:numPr>
-          <w:ilvl w:val="0"/>
-          <w:numId w:val="0"/>
-        </w:numPr>
-        <w:spacing w:line="360" w:lineRule="auto"/>
-        <w:ind w:left="360" w:hanging="360"/>
-        <w:rPr>
-          <w:rFonts w:ascii="Times New Roman" w:hAnsi="Times New Roman" w:cs="Times New Roman"/>
-        </w:rPr>
-      </w:pPr>
-    </w:p>
-    <w:p>
-      <w:pPr>
-        <w:pStyle w:val="ListBullet"/>
-        <w:numPr>
-          <w:ilvl w:val="0"/>
-          <w:numId w:val="0"/>
-        </w:numPr>
-        <w:spacing w:line="360" w:lineRule="auto"/>
-        <w:ind w:left="360" w:hanging="360"/>
-        <w:rPr>
-          <w:rFonts w:ascii="Times New Roman" w:hAnsi="Times New Roman" w:cs="Times New Roman"/>
-        </w:rPr>
-      </w:pPr>
-    </w:p>
-    <w:p>
-      <w:pPr>
-        <w:pStyle w:val="ListBullet"/>
-        <w:numPr>
-          <w:ilvl w:val="0"/>
-          <w:numId w:val="0"/>
-        </w:numPr>
-        <w:spacing w:line="360" w:lineRule="auto"/>
-        <w:rPr>
-          <w:rFonts w:ascii="Times New Roman" w:hAnsi="Times New Roman" w:cs="Times New Roman"/>
-        </w:rPr>
-      </w:pPr>
-    </w:p>
-    <w:p>
-      <w:pPr>
-        <w:pStyle w:val="ListBullet"/>
-        <w:numPr>
-          <w:ilvl w:val="0"/>
-          <w:numId w:val="0"/>
-        </w:numPr>
-        <w:spacing w:line="360" w:lineRule="auto"/>
-        <w:ind w:left="360" w:hanging="360"/>
-        <w:rPr>
-          <w:rFonts w:ascii="Times New Roman" w:hAnsi="Times New Roman" w:cs="Times New Roman"/>
-        </w:rPr>
-      </w:pPr>
-    </w:p>
-    <w:p>
-      <w:pPr>
-        <w:pStyle w:val="ListBullet"/>
-        <w:numPr>
-          <w:ilvl w:val="0"/>
-          <w:numId w:val="0"/>
-        </w:numPr>
-        <w:spacing w:line="360" w:lineRule="auto"/>
-        <w:ind w:left="360" w:hanging="360"/>
         <w:rPr>
           <w:rFonts w:ascii="Times New Roman" w:hAnsi="Times New Roman" w:cs="Times New Roman"/>
         </w:rPr>
@@ -1487,11 +1420,20 @@
     </w:p>
     <w:p>
       <w:pPr>
+        <w:tabs>
+          <w:tab w:val="left" w:pos="6460"/>
+        </w:tabs>
         <w:spacing w:line="360" w:lineRule="auto"/>
         <w:rPr>
           <w:rFonts w:ascii="Times New Roman" w:hAnsi="Times New Roman" w:cs="Times New Roman"/>
         </w:rPr>
       </w:pPr>
+      <w:r>
+        <w:rPr>
+          <w:rFonts w:ascii="Times New Roman" w:hAnsi="Times New Roman" w:cs="Times New Roman"/>
+        </w:rPr>
+        <w:tab/>
+      </w:r>
     </w:p>
     <w:p>
       <w:pPr>
@@ -2696,6 +2638,7 @@
   <w:style w:type="character" w:default="1" w:styleId="DefaultParagraphFont">
     <w:name w:val="Default Paragraph Font"/>
     <w:uiPriority w:val="1"/>
+    <w:semiHidden/>
     <w:unhideWhenUsed/>
   </w:style>
   <w:style w:type="table" w:default="1" w:styleId="TableNormal">
